--- a/memo/template/memo.docx
+++ b/memo/template/memo.docx
@@ -153,25 +153,7 @@
           <w:b/>
           <w:sz w:val="28"/>
         </w:rPr>
-        <w:t>[</w:t>
-      </w:r>
-      <w:proofErr w:type="gramStart"/>
-      <w:r>
-        <w:rPr>
-          <w:rFonts w:cs="Arial"/>
-          <w:b/>
-          <w:sz w:val="28"/>
-        </w:rPr>
-        <w:t>TITULO</w:t>
-      </w:r>
-      <w:proofErr w:type="gramEnd"/>
-      <w:r>
-        <w:rPr>
-          <w:rFonts w:cs="Arial"/>
-          <w:b/>
-          <w:sz w:val="28"/>
-        </w:rPr>
-        <w:t>_MEMO]</w:t>
+        <w:t>[TITULO_MEMO]</w:t>
       </w:r>
     </w:p>
     <w:p>
@@ -377,94 +359,6 @@
     </w:p>
     <w:p>
       <w:pPr>
-        <w:spacing w:line="240" w:lineRule="auto"/>
-        <w:rPr>
-          <w:rFonts w:cs="Arial"/>
-        </w:rPr>
-      </w:pPr>
-    </w:p>
-    <w:p>
-      <w:pPr>
-        <w:spacing w:line="240" w:lineRule="auto"/>
-        <w:rPr>
-          <w:rFonts w:cs="Arial"/>
-        </w:rPr>
-      </w:pPr>
-    </w:p>
-    <w:p>
-      <w:pPr>
-        <w:spacing w:line="240" w:lineRule="auto"/>
-        <w:rPr>
-          <w:rFonts w:cs="Arial"/>
-        </w:rPr>
-      </w:pPr>
-    </w:p>
-    <w:p>
-      <w:pPr>
-        <w:spacing w:line="240" w:lineRule="auto"/>
-        <w:rPr>
-          <w:rFonts w:cs="Arial"/>
-        </w:rPr>
-      </w:pPr>
-    </w:p>
-    <w:p>
-      <w:pPr>
-        <w:spacing w:line="240" w:lineRule="auto"/>
-        <w:rPr>
-          <w:rFonts w:cs="Arial"/>
-        </w:rPr>
-      </w:pPr>
-    </w:p>
-    <w:p>
-      <w:pPr>
-        <w:spacing w:line="240" w:lineRule="auto"/>
-        <w:rPr>
-          <w:rFonts w:cs="Arial"/>
-        </w:rPr>
-      </w:pPr>
-    </w:p>
-    <w:p>
-      <w:pPr>
-        <w:spacing w:line="240" w:lineRule="auto"/>
-        <w:rPr>
-          <w:rFonts w:cs="Arial"/>
-        </w:rPr>
-      </w:pPr>
-    </w:p>
-    <w:p>
-      <w:pPr>
-        <w:spacing w:line="240" w:lineRule="auto"/>
-        <w:rPr>
-          <w:rFonts w:cs="Arial"/>
-        </w:rPr>
-      </w:pPr>
-    </w:p>
-    <w:p>
-      <w:pPr>
-        <w:spacing w:line="240" w:lineRule="auto"/>
-        <w:rPr>
-          <w:rFonts w:cs="Arial"/>
-        </w:rPr>
-      </w:pPr>
-    </w:p>
-    <w:p>
-      <w:pPr>
-        <w:spacing w:line="240" w:lineRule="auto"/>
-        <w:rPr>
-          <w:rFonts w:cs="Arial"/>
-        </w:rPr>
-      </w:pPr>
-    </w:p>
-    <w:p>
-      <w:pPr>
-        <w:spacing w:line="240" w:lineRule="auto"/>
-        <w:rPr>
-          <w:rFonts w:cs="Arial"/>
-        </w:rPr>
-      </w:pPr>
-    </w:p>
-    <w:p>
-      <w:pPr>
         <w:spacing w:after="120" w:line="240" w:lineRule="auto"/>
         <w:jc w:val="right"/>
         <w:rPr>
@@ -479,7 +373,6 @@
           <w:b/>
           <w:bCs/>
         </w:rPr>
-        <w:lastRenderedPageBreak/>
         <w:t>Data:</w:t>
       </w:r>
       <w:r>
@@ -522,6 +415,7 @@
         <w:rPr>
           <w:rFonts w:cs="Arial"/>
           <w:i/>
+          <w:lang w:val="en-US"/>
         </w:rPr>
       </w:pPr>
       <w:r>
@@ -530,8 +424,15 @@
           <w:b/>
           <w:bCs/>
           <w:i/>
+          <w:lang w:val="en-US"/>
         </w:rPr>
-        <w:t xml:space="preserve">Setor de Instalações </w:t>
+        <w:t>[SETOR_ORIGEM]</w:t>
+      </w:r>
+      <w:r>
+        <w:rPr>
+          <w:lang w:val="en-US"/>
+        </w:rPr>
+        <w:t xml:space="preserve"> </w:t>
       </w:r>
       <w:r>
         <w:rPr>
@@ -539,8 +440,9 @@
           <w:b/>
           <w:bCs/>
           <w:i/>
+          <w:lang w:val="en-US"/>
         </w:rPr>
-        <w:t>Elétricas</w:t>
+        <w:t>-</w:t>
       </w:r>
       <w:r>
         <w:rPr>
@@ -548,8 +450,9 @@
           <w:b/>
           <w:bCs/>
           <w:i/>
+          <w:lang w:val="en-US"/>
         </w:rPr>
-        <w:t xml:space="preserve"> - </w:t>
+        <w:t xml:space="preserve"> </w:t>
       </w:r>
       <w:r>
         <w:rPr>
@@ -557,13 +460,15 @@
           <w:b/>
           <w:bCs/>
           <w:i/>
+          <w:lang w:val="en-US"/>
         </w:rPr>
-        <w:t>ELE</w:t>
+        <w:t>[SET]</w:t>
       </w:r>
       <w:r>
         <w:rPr>
           <w:rFonts w:cs="Arial"/>
           <w:i/>
+          <w:lang w:val="en-US"/>
         </w:rPr>
         <w:br/>
       </w:r>
@@ -571,62 +476,43 @@
         <w:rPr>
           <w:rFonts w:cs="Arial"/>
           <w:i/>
+          <w:lang w:val="en-US"/>
         </w:rPr>
-        <w:t>Rodrigo Damasceno Nascimento</w:t>
+        <w:t>[NOME]</w:t>
       </w:r>
       <w:r>
         <w:rPr>
           <w:rFonts w:cs="Arial"/>
           <w:i/>
+          <w:lang w:val="en-US"/>
         </w:rPr>
-        <w:t xml:space="preserve"> – Coordenador</w:t>
+        <w:br/>
+        <w:t>Email</w:t>
       </w:r>
       <w:r>
         <w:rPr>
           <w:rFonts w:cs="Arial"/>
           <w:i/>
+          <w:lang w:val="en-US"/>
         </w:rPr>
-        <w:br/>
-        <w:t xml:space="preserve">Email: </w:t>
-      </w:r>
-      <w:hyperlink r:id="rId15" w:history="1">
-        <w:r>
-          <w:rPr>
-            <w:rStyle w:val="Hyperlink"/>
-            <w:rFonts w:cs="Arial"/>
-            <w:i/>
-          </w:rPr>
-          <w:t>rodrigo.ele@ribeirolopes.eng.br</w:t>
-        </w:r>
-      </w:hyperlink>
-      <w:r>
-        <w:rPr>
-          <w:rFonts w:cs="Arial"/>
-          <w:i/>
-        </w:rPr>
-        <w:br/>
-        <w:t>WhatsApp: (95) 9</w:t>
+        <w:t xml:space="preserve">: [EMAILL] </w:t>
       </w:r>
       <w:r>
         <w:rPr>
           <w:rFonts w:cs="Arial"/>
           <w:i/>
+          <w:lang w:val="en-US"/>
         </w:rPr>
-        <w:t>9146</w:t>
+        <w:br/>
+        <w:t xml:space="preserve">WhatsApp: </w:t>
       </w:r>
       <w:r>
         <w:rPr>
           <w:rFonts w:cs="Arial"/>
           <w:i/>
+          <w:lang w:val="en-US"/>
         </w:rPr>
-        <w:t>-</w:t>
-      </w:r>
-      <w:r>
-        <w:rPr>
-          <w:rFonts w:cs="Arial"/>
-          <w:i/>
-        </w:rPr>
-        <w:t>6367</w:t>
+        <w:t>[NUMERO]</w:t>
       </w:r>
     </w:p>
     <w:sectPr>
@@ -998,10 +884,10 @@
     </w:r>
     <w:r>
       <w:object w:dxaOrig="4550" w:dyaOrig="1590" w14:anchorId="4A3E9E43">
-        <v:shape id="_x0000_i1048" type="#_x0000_t75" style="width:142.5pt;height:51pt">
+        <v:shape id="_x0000_i1025" type="#_x0000_t75" style="width:142.5pt;height:51pt">
           <v:imagedata r:id="rId3" o:title=""/>
         </v:shape>
-        <o:OLEObject Type="Embed" ProgID="CorelDraw.Graphic.16" ShapeID="_x0000_i1048" DrawAspect="Content" ObjectID="_1843639803" r:id="rId4"/>
+        <o:OLEObject Type="Embed" ProgID="CorelDraw.Graphic.16" ShapeID="_x0000_i1025" DrawAspect="Content" ObjectID="_1843640300" r:id="rId4"/>
       </w:object>
     </w:r>
   </w:p>
@@ -2348,6 +2234,7 @@
   <w:style w:type="character" w:default="1" w:styleId="Fontepargpadro">
     <w:name w:val="Default Paragraph Font"/>
     <w:uiPriority w:val="1"/>
+    <w:semiHidden/>
     <w:unhideWhenUsed/>
   </w:style>
   <w:style w:type="table" w:default="1" w:styleId="Tabelanormal">
@@ -13474,12 +13361,34 @@
 </file>
 
 <file path=customXml/item2.xml><?xml version="1.0" encoding="utf-8"?>
-<?mso-contentType ?>
-<FormTemplates xmlns="http://schemas.microsoft.com/sharepoint/v3/contenttype/forms">
-  <Display>DocumentLibraryForm</Display>
-  <Edit>DocumentLibraryForm</Edit>
-  <New>DocumentLibraryForm</New>
-</FormTemplates>
+<p:properties xmlns:p="http://schemas.microsoft.com/office/2006/metadata/properties" xmlns:xsi="http://www.w3.org/2001/XMLSchema-instance" xmlns:pc="http://schemas.microsoft.com/office/infopath/2007/PartnerControls">
+  <documentManagement>
+    <TaxCatchAll xmlns="ab6bdf74-870e-40d0-b701-04787b55b19a" xsi:nil="true"/>
+    <Link xmlns="66367999-145d-416e-8089-c2616e290f81">
+      <Url xsi:nil="true"/>
+      <Description xsi:nil="true"/>
+    </Link>
+    <_Flow_SignoffStatus xmlns="66367999-145d-416e-8089-c2616e290f81" xsi:nil="true"/>
+    <lcf76f155ced4ddcb4097134ff3c332f xmlns="66367999-145d-416e-8089-c2616e290f81">
+      <Terms xmlns="http://schemas.microsoft.com/office/infopath/2007/PartnerControls"/>
+    </lcf76f155ced4ddcb4097134ff3c332f>
+    <_ApprovalAssignedTo xmlns="66367999-145d-416e-8089-c2616e290f81">
+      <UserInfo>
+        <DisplayName/>
+        <AccountId xsi:nil="true"/>
+        <AccountType/>
+      </UserInfo>
+    </_ApprovalAssignedTo>
+    <_ApprovalRespondedBy xmlns="66367999-145d-416e-8089-c2616e290f81">
+      <UserInfo>
+        <DisplayName/>
+        <AccountId xsi:nil="true"/>
+        <AccountType/>
+      </UserInfo>
+    </_ApprovalRespondedBy>
+    <_ApprovalStatus xmlns="66367999-145d-416e-8089-c2616e290f81">0</_ApprovalStatus>
+  </documentManagement>
+</p:properties>
 </file>
 
 <file path=customXml/item3.xml><?xml version="1.0" encoding="utf-8"?>
@@ -13775,34 +13684,12 @@
 </file>
 
 <file path=customXml/item4.xml><?xml version="1.0" encoding="utf-8"?>
-<p:properties xmlns:p="http://schemas.microsoft.com/office/2006/metadata/properties" xmlns:xsi="http://www.w3.org/2001/XMLSchema-instance" xmlns:pc="http://schemas.microsoft.com/office/infopath/2007/PartnerControls">
-  <documentManagement>
-    <TaxCatchAll xmlns="ab6bdf74-870e-40d0-b701-04787b55b19a" xsi:nil="true"/>
-    <Link xmlns="66367999-145d-416e-8089-c2616e290f81">
-      <Url xsi:nil="true"/>
-      <Description xsi:nil="true"/>
-    </Link>
-    <_Flow_SignoffStatus xmlns="66367999-145d-416e-8089-c2616e290f81" xsi:nil="true"/>
-    <lcf76f155ced4ddcb4097134ff3c332f xmlns="66367999-145d-416e-8089-c2616e290f81">
-      <Terms xmlns="http://schemas.microsoft.com/office/infopath/2007/PartnerControls"/>
-    </lcf76f155ced4ddcb4097134ff3c332f>
-    <_ApprovalAssignedTo xmlns="66367999-145d-416e-8089-c2616e290f81">
-      <UserInfo>
-        <DisplayName/>
-        <AccountId xsi:nil="true"/>
-        <AccountType/>
-      </UserInfo>
-    </_ApprovalAssignedTo>
-    <_ApprovalRespondedBy xmlns="66367999-145d-416e-8089-c2616e290f81">
-      <UserInfo>
-        <DisplayName/>
-        <AccountId xsi:nil="true"/>
-        <AccountType/>
-      </UserInfo>
-    </_ApprovalRespondedBy>
-    <_ApprovalStatus xmlns="66367999-145d-416e-8089-c2616e290f81">0</_ApprovalStatus>
-  </documentManagement>
-</p:properties>
+<?mso-contentType ?>
+<FormTemplates xmlns="http://schemas.microsoft.com/sharepoint/v3/contenttype/forms">
+  <Display>DocumentLibraryForm</Display>
+  <Edit>DocumentLibraryForm</Edit>
+  <New>DocumentLibraryForm</New>
+</FormTemplates>
 </file>
 
 <file path=customXml/itemProps1.xml><?xml version="1.0" encoding="utf-8"?>
@@ -13814,9 +13701,12 @@
 </file>
 
 <file path=customXml/itemProps2.xml><?xml version="1.0" encoding="utf-8"?>
-<ds:datastoreItem xmlns:ds="http://schemas.openxmlformats.org/officeDocument/2006/customXml" ds:itemID="{DA3644C7-6721-447F-A1BB-895DD963325C}">
+<ds:datastoreItem xmlns:ds="http://schemas.openxmlformats.org/officeDocument/2006/customXml" ds:itemID="{21626AC2-08B1-4B38-AB01-A196CAB70F31}">
   <ds:schemaRefs>
-    <ds:schemaRef ds:uri="http://schemas.microsoft.com/sharepoint/v3/contenttype/forms"/>
+    <ds:schemaRef ds:uri="http://schemas.microsoft.com/office/2006/metadata/properties"/>
+    <ds:schemaRef ds:uri="http://schemas.microsoft.com/office/infopath/2007/PartnerControls"/>
+    <ds:schemaRef ds:uri="ab6bdf74-870e-40d0-b701-04787b55b19a"/>
+    <ds:schemaRef ds:uri="66367999-145d-416e-8089-c2616e290f81"/>
   </ds:schemaRefs>
 </ds:datastoreItem>
 </file>
@@ -13841,12 +13731,9 @@
 </file>
 
 <file path=customXml/itemProps4.xml><?xml version="1.0" encoding="utf-8"?>
-<ds:datastoreItem xmlns:ds="http://schemas.openxmlformats.org/officeDocument/2006/customXml" ds:itemID="{21626AC2-08B1-4B38-AB01-A196CAB70F31}">
+<ds:datastoreItem xmlns:ds="http://schemas.openxmlformats.org/officeDocument/2006/customXml" ds:itemID="{DA3644C7-6721-447F-A1BB-895DD963325C}">
   <ds:schemaRefs>
-    <ds:schemaRef ds:uri="http://schemas.microsoft.com/office/2006/metadata/properties"/>
-    <ds:schemaRef ds:uri="http://schemas.microsoft.com/office/infopath/2007/PartnerControls"/>
-    <ds:schemaRef ds:uri="ab6bdf74-870e-40d0-b701-04787b55b19a"/>
-    <ds:schemaRef ds:uri="66367999-145d-416e-8089-c2616e290f81"/>
+    <ds:schemaRef ds:uri="http://schemas.microsoft.com/sharepoint/v3/contenttype/forms"/>
   </ds:schemaRefs>
 </ds:datastoreItem>
 </file>
--- a/memo/template/memo.docx
+++ b/memo/template/memo.docx
@@ -153,7 +153,25 @@
           <w:b/>
           <w:sz w:val="28"/>
         </w:rPr>
-        <w:t>[TITULO_MEMO]</w:t>
+        <w:t>[</w:t>
+      </w:r>
+      <w:proofErr w:type="gramStart"/>
+      <w:r>
+        <w:rPr>
+          <w:rFonts w:cs="Arial"/>
+          <w:b/>
+          <w:sz w:val="28"/>
+        </w:rPr>
+        <w:t>TITULO</w:t>
+      </w:r>
+      <w:proofErr w:type="gramEnd"/>
+      <w:r>
+        <w:rPr>
+          <w:rFonts w:cs="Arial"/>
+          <w:b/>
+          <w:sz w:val="28"/>
+        </w:rPr>
+        <w:t>_MEMO]</w:t>
       </w:r>
     </w:p>
     <w:p>
@@ -186,12 +204,23 @@
           <w:b/>
           <w:sz w:val="28"/>
         </w:rPr>
-        <w:t xml:space="preserve">PARA: </w:t>
+        <w:t>PARA</w:t>
       </w:r>
       <w:r>
         <w:rPr>
           <w:rFonts w:cs="Arial"/>
-          <w:bCs/>
+          <w:b/>
+          <w:sz w:val="28"/>
+          <w:szCs w:val="28"/>
+        </w:rPr>
+        <w:t xml:space="preserve">: </w:t>
+      </w:r>
+      <w:r>
+        <w:rPr>
+          <w:rFonts w:cs="Arial"/>
+          <w:b/>
+          <w:sz w:val="28"/>
+          <w:szCs w:val="28"/>
         </w:rPr>
         <w:t>[SETOR_DESTINO]</w:t>
       </w:r>
@@ -887,7 +916,7 @@
         <v:shape id="_x0000_i1025" type="#_x0000_t75" style="width:142.5pt;height:51pt">
           <v:imagedata r:id="rId3" o:title=""/>
         </v:shape>
-        <o:OLEObject Type="Embed" ProgID="CorelDraw.Graphic.16" ShapeID="_x0000_i1025" DrawAspect="Content" ObjectID="_1843640300" r:id="rId4"/>
+        <o:OLEObject Type="Embed" ProgID="CorelDraw.Graphic.16" ShapeID="_x0000_i1025" DrawAspect="Content" ObjectID="_1843642651" r:id="rId4"/>
       </w:object>
     </w:r>
   </w:p>
@@ -13361,34 +13390,12 @@
 </file>
 
 <file path=customXml/item2.xml><?xml version="1.0" encoding="utf-8"?>
-<p:properties xmlns:p="http://schemas.microsoft.com/office/2006/metadata/properties" xmlns:xsi="http://www.w3.org/2001/XMLSchema-instance" xmlns:pc="http://schemas.microsoft.com/office/infopath/2007/PartnerControls">
-  <documentManagement>
-    <TaxCatchAll xmlns="ab6bdf74-870e-40d0-b701-04787b55b19a" xsi:nil="true"/>
-    <Link xmlns="66367999-145d-416e-8089-c2616e290f81">
-      <Url xsi:nil="true"/>
-      <Description xsi:nil="true"/>
-    </Link>
-    <_Flow_SignoffStatus xmlns="66367999-145d-416e-8089-c2616e290f81" xsi:nil="true"/>
-    <lcf76f155ced4ddcb4097134ff3c332f xmlns="66367999-145d-416e-8089-c2616e290f81">
-      <Terms xmlns="http://schemas.microsoft.com/office/infopath/2007/PartnerControls"/>
-    </lcf76f155ced4ddcb4097134ff3c332f>
-    <_ApprovalAssignedTo xmlns="66367999-145d-416e-8089-c2616e290f81">
-      <UserInfo>
-        <DisplayName/>
-        <AccountId xsi:nil="true"/>
-        <AccountType/>
-      </UserInfo>
-    </_ApprovalAssignedTo>
-    <_ApprovalRespondedBy xmlns="66367999-145d-416e-8089-c2616e290f81">
-      <UserInfo>
-        <DisplayName/>
-        <AccountId xsi:nil="true"/>
-        <AccountType/>
-      </UserInfo>
-    </_ApprovalRespondedBy>
-    <_ApprovalStatus xmlns="66367999-145d-416e-8089-c2616e290f81">0</_ApprovalStatus>
-  </documentManagement>
-</p:properties>
+<?mso-contentType ?>
+<FormTemplates xmlns="http://schemas.microsoft.com/sharepoint/v3/contenttype/forms">
+  <Display>DocumentLibraryForm</Display>
+  <Edit>DocumentLibraryForm</Edit>
+  <New>DocumentLibraryForm</New>
+</FormTemplates>
 </file>
 
 <file path=customXml/item3.xml><?xml version="1.0" encoding="utf-8"?>
@@ -13684,12 +13691,34 @@
 </file>
 
 <file path=customXml/item4.xml><?xml version="1.0" encoding="utf-8"?>
-<?mso-contentType ?>
-<FormTemplates xmlns="http://schemas.microsoft.com/sharepoint/v3/contenttype/forms">
-  <Display>DocumentLibraryForm</Display>
-  <Edit>DocumentLibraryForm</Edit>
-  <New>DocumentLibraryForm</New>
-</FormTemplates>
+<p:properties xmlns:p="http://schemas.microsoft.com/office/2006/metadata/properties" xmlns:xsi="http://www.w3.org/2001/XMLSchema-instance" xmlns:pc="http://schemas.microsoft.com/office/infopath/2007/PartnerControls">
+  <documentManagement>
+    <TaxCatchAll xmlns="ab6bdf74-870e-40d0-b701-04787b55b19a" xsi:nil="true"/>
+    <Link xmlns="66367999-145d-416e-8089-c2616e290f81">
+      <Url xsi:nil="true"/>
+      <Description xsi:nil="true"/>
+    </Link>
+    <_Flow_SignoffStatus xmlns="66367999-145d-416e-8089-c2616e290f81" xsi:nil="true"/>
+    <lcf76f155ced4ddcb4097134ff3c332f xmlns="66367999-145d-416e-8089-c2616e290f81">
+      <Terms xmlns="http://schemas.microsoft.com/office/infopath/2007/PartnerControls"/>
+    </lcf76f155ced4ddcb4097134ff3c332f>
+    <_ApprovalAssignedTo xmlns="66367999-145d-416e-8089-c2616e290f81">
+      <UserInfo>
+        <DisplayName/>
+        <AccountId xsi:nil="true"/>
+        <AccountType/>
+      </UserInfo>
+    </_ApprovalAssignedTo>
+    <_ApprovalRespondedBy xmlns="66367999-145d-416e-8089-c2616e290f81">
+      <UserInfo>
+        <DisplayName/>
+        <AccountId xsi:nil="true"/>
+        <AccountType/>
+      </UserInfo>
+    </_ApprovalRespondedBy>
+    <_ApprovalStatus xmlns="66367999-145d-416e-8089-c2616e290f81">0</_ApprovalStatus>
+  </documentManagement>
+</p:properties>
 </file>
 
 <file path=customXml/itemProps1.xml><?xml version="1.0" encoding="utf-8"?>
@@ -13701,12 +13730,9 @@
 </file>
 
 <file path=customXml/itemProps2.xml><?xml version="1.0" encoding="utf-8"?>
-<ds:datastoreItem xmlns:ds="http://schemas.openxmlformats.org/officeDocument/2006/customXml" ds:itemID="{21626AC2-08B1-4B38-AB01-A196CAB70F31}">
+<ds:datastoreItem xmlns:ds="http://schemas.openxmlformats.org/officeDocument/2006/customXml" ds:itemID="{DA3644C7-6721-447F-A1BB-895DD963325C}">
   <ds:schemaRefs>
-    <ds:schemaRef ds:uri="http://schemas.microsoft.com/office/2006/metadata/properties"/>
-    <ds:schemaRef ds:uri="http://schemas.microsoft.com/office/infopath/2007/PartnerControls"/>
-    <ds:schemaRef ds:uri="ab6bdf74-870e-40d0-b701-04787b55b19a"/>
-    <ds:schemaRef ds:uri="66367999-145d-416e-8089-c2616e290f81"/>
+    <ds:schemaRef ds:uri="http://schemas.microsoft.com/sharepoint/v3/contenttype/forms"/>
   </ds:schemaRefs>
 </ds:datastoreItem>
 </file>
@@ -13731,9 +13757,12 @@
 </file>
 
 <file path=customXml/itemProps4.xml><?xml version="1.0" encoding="utf-8"?>
-<ds:datastoreItem xmlns:ds="http://schemas.openxmlformats.org/officeDocument/2006/customXml" ds:itemID="{DA3644C7-6721-447F-A1BB-895DD963325C}">
+<ds:datastoreItem xmlns:ds="http://schemas.openxmlformats.org/officeDocument/2006/customXml" ds:itemID="{21626AC2-08B1-4B38-AB01-A196CAB70F31}">
   <ds:schemaRefs>
-    <ds:schemaRef ds:uri="http://schemas.microsoft.com/sharepoint/v3/contenttype/forms"/>
+    <ds:schemaRef ds:uri="http://schemas.microsoft.com/office/2006/metadata/properties"/>
+    <ds:schemaRef ds:uri="http://schemas.microsoft.com/office/infopath/2007/PartnerControls"/>
+    <ds:schemaRef ds:uri="ab6bdf74-870e-40d0-b701-04787b55b19a"/>
+    <ds:schemaRef ds:uri="66367999-145d-416e-8089-c2616e290f81"/>
   </ds:schemaRefs>
 </ds:datastoreItem>
 </file>